--- a/SOP_FictionEroPhysio.docx
+++ b/SOP_FictionEroPhysio.docx
@@ -959,11 +959,9 @@
       <w:r>
         <w:t xml:space="preserve">Troubleshooting for </w:t>
       </w:r>
-      <w:proofErr w:type="spellStart"/>
-      <w:r>
-        <w:t>jsPsychMarkers</w:t>
-      </w:r>
-      <w:proofErr w:type="spellEnd"/>
+      <w:r>
+        <w:t>web server</w:t>
+      </w:r>
       <w:r>
         <w:t>:</w:t>
       </w:r>
@@ -1072,6 +1070,26 @@
       <w:proofErr w:type="spellEnd"/>
       <w:r>
         <w:t xml:space="preserve"> file(s) used by the .html file</w:t>
+      </w:r>
+    </w:p>
+    <w:p/>
+    <w:p>
+      <w:pPr>
+        <w:pStyle w:val="ListParagraph"/>
+        <w:numPr>
+          <w:ilvl w:val="0"/>
+          <w:numId w:val="7"/>
+        </w:numPr>
+      </w:pPr>
+      <w:r>
+        <w:rPr>
+          <w:b/>
+          <w:bCs/>
+        </w:rPr>
+        <w:t>The wrong experiment has loaded in:</w:t>
+      </w:r>
+      <w:r>
+        <w:t xml:space="preserve"> On the web server, press ‘F12’. Go to ‘network’ and tick ‘disable cache’ then refresh the page. </w:t>
       </w:r>
     </w:p>
     <w:p/>
@@ -1362,7 +1380,6 @@
         </w:numPr>
       </w:pPr>
       <w:r>
-        <w:lastRenderedPageBreak/>
         <w:t>Participant = P00x (check comments file on box)</w:t>
       </w:r>
     </w:p>
@@ -1720,6 +1737,7 @@
         </w:numPr>
       </w:pPr>
       <w:r>
+        <w:lastRenderedPageBreak/>
         <w:t>Troubleshooting tips: Ask participant to take a deep breath. Move the sensor to the place on their body that moved the most</w:t>
       </w:r>
     </w:p>
@@ -1742,7 +1760,6 @@
         </w:numPr>
       </w:pPr>
       <w:r>
-        <w:lastRenderedPageBreak/>
         <w:t xml:space="preserve">Encourage participant to relax back in seat rather than lean </w:t>
       </w:r>
       <w:proofErr w:type="gramStart"/>
@@ -1772,25 +1789,7 @@
             <w:szCs w:val="24"/>
             <w:u w:val="single"/>
           </w:rPr>
-          <w:t>https://support.p</w:t>
-        </w:r>
-        <w:r>
-          <w:rPr>
-            <w:color w:val="1155CC"/>
-            <w:sz w:val="24"/>
-            <w:szCs w:val="24"/>
-            <w:u w:val="single"/>
-          </w:rPr>
-          <w:t>l</w:t>
-        </w:r>
-        <w:r>
-          <w:rPr>
-            <w:color w:val="1155CC"/>
-            <w:sz w:val="24"/>
-            <w:szCs w:val="24"/>
-            <w:u w:val="single"/>
-          </w:rPr>
-          <w:t>uxbiosignals.com/wp-content/uploads/2021/11/pzt-sensor-datasheet-revb.pdf</w:t>
+          <w:t>https://support.pluxbiosignals.com/wp-content/uploads/2021/11/pzt-sensor-datasheet-revb.pdf</w:t>
         </w:r>
       </w:hyperlink>
       <w:r>
@@ -1952,10 +1951,7 @@
       </w:r>
       <w:proofErr w:type="spellEnd"/>
       <w:r>
-        <w:t xml:space="preserve">, </w:t>
-      </w:r>
-      <w:r>
-        <w:t>ask them to demonstrate movement artefacts</w:t>
+        <w:t>, ask them to demonstrate movement artefacts</w:t>
       </w:r>
       <w:r>
         <w:t xml:space="preserve"> to demonstrate its sensitivity. Ask them to try to remain still during the experiment.</w:t>
@@ -1995,19 +1991,7 @@
           <w:rPr>
             <w:rStyle w:val="Hyperlink"/>
           </w:rPr>
-          <w:t>https://suppor</w:t>
-        </w:r>
-        <w:r>
-          <w:rPr>
-            <w:rStyle w:val="Hyperlink"/>
-          </w:rPr>
-          <w:t>t</w:t>
-        </w:r>
-        <w:r>
-          <w:rPr>
-            <w:rStyle w:val="Hyperlink"/>
-          </w:rPr>
-          <w:t>.pluxbiosignals.com/knowledge-base/where-should-i-place-my-electrocardiocraphy-ecg-electrodes/</w:t>
+          <w:t>https://support.pluxbiosignals.com/knowledge-base/where-should-i-place-my-electrocardiocraphy-ecg-electrodes/</w:t>
         </w:r>
       </w:hyperlink>
       <w:r>
@@ -2798,6 +2782,7 @@
         </w:numPr>
       </w:pPr>
       <w:r>
+        <w:lastRenderedPageBreak/>
         <w:t xml:space="preserve">Turn on thermometer and place by experiment machine. Note temp after it’s calibrated to add to the comments spreadsheet after. </w:t>
       </w:r>
     </w:p>
@@ -2809,7 +2794,6 @@
         </w:numPr>
       </w:pPr>
       <w:r>
-        <w:lastRenderedPageBreak/>
         <w:t>One-by-one, connect the cable to the electrode and apply a generous drop of isotonic gel to the electrode sponge</w:t>
       </w:r>
     </w:p>
@@ -3214,7 +3198,15 @@
           <w:b/>
           <w:bCs/>
         </w:rPr>
-        <w:t xml:space="preserve">(RS- resting state, TAP- tapping tasks, HCT-heartbeat counting task, </w:t>
+        <w:t xml:space="preserve">(RS- </w:t>
+      </w:r>
+      <w:r>
+        <w:rPr>
+          <w:b/>
+          <w:bCs/>
+        </w:rPr>
+        <w:lastRenderedPageBreak/>
+        <w:t xml:space="preserve">resting state, TAP- tapping tasks, HCT-heartbeat counting task, </w:t>
       </w:r>
       <w:r>
         <w:rPr>
@@ -3257,7 +3249,6 @@
           <w:b/>
           <w:bCs/>
         </w:rPr>
-        <w:lastRenderedPageBreak/>
         <w:t>When reconnecting to muse (after putting it on charge), make sure to update all streams before recording.</w:t>
       </w:r>
     </w:p>
@@ -3679,6 +3670,7 @@
         </w:numPr>
       </w:pPr>
       <w:r>
+        <w:lastRenderedPageBreak/>
         <w:t>On the recording machine, add the participant’s folder to raw-&gt; physio</w:t>
       </w:r>
     </w:p>
